--- a/本科生毕业设计-双轨8题-2026/设-2/开题报告-设-2.docx
+++ b/本科生毕业设计-双轨8题-2026/设-2/开题报告-设-2.docx
@@ -964,6 +964,191 @@
           <w:rFonts w:ascii="Times New Roman" w:hAnsi="Times New Roman" w:eastAsia="宋体"/>
           <w:color w:val="000000"/>
         </w:rPr>
+        <w:t>毕业要求支撑矩阵</w:t>
+      </w:r>
+    </w:p>
+    <w:p>
+      <w:r>
+        <w:rPr>
+          <w:rFonts w:ascii="Times New Roman" w:hAnsi="Times New Roman" w:eastAsia="宋体"/>
+          <w:b w:val="0"/>
+          <w:sz w:val="24"/>
+        </w:rPr>
+        <w:t>（本选题与《工程教育认证标准》12条毕业要求的对应关系）</w:t>
+      </w:r>
+    </w:p>
+    <w:tbl>
+      <w:tblPr>
+        <w:tblStyle w:val="TableGrid"/>
+        <w:tblW w:type="auto" w:w="0"/>
+        <w:tblLook w:firstColumn="1" w:firstRow="1" w:lastColumn="0" w:lastRow="0" w:noHBand="0" w:noVBand="1" w:val="04A0"/>
+      </w:tblPr>
+      <w:tblGrid>
+        <w:gridCol w:w="3120"/>
+        <w:gridCol w:w="3120"/>
+        <w:gridCol w:w="3120"/>
+      </w:tblGrid>
+      <w:tr>
+        <w:tc>
+          <w:tcPr>
+            <w:tcW w:type="dxa" w:w="3120"/>
+          </w:tcPr>
+          <w:p>
+            <w:r/>
+            <w:r>
+              <w:rPr>
+                <w:rFonts w:ascii="Times New Roman" w:hAnsi="Times New Roman" w:eastAsia="宋体"/>
+                <w:b/>
+                <w:sz w:val="20"/>
+              </w:rPr>
+              <w:t>毕业要求条目</w:t>
+            </w:r>
+          </w:p>
+        </w:tc>
+        <w:tc>
+          <w:tcPr>
+            <w:tcW w:type="dxa" w:w="3120"/>
+          </w:tcPr>
+          <w:p>
+            <w:r/>
+            <w:r>
+              <w:rPr>
+                <w:rFonts w:ascii="Times New Roman" w:hAnsi="Times New Roman" w:eastAsia="宋体"/>
+                <w:b/>
+                <w:sz w:val="20"/>
+              </w:rPr>
+              <w:t>本选题如何支撑</w:t>
+            </w:r>
+          </w:p>
+        </w:tc>
+        <w:tc>
+          <w:tcPr>
+            <w:tcW w:type="dxa" w:w="3120"/>
+          </w:tcPr>
+          <w:p>
+            <w:r/>
+            <w:r>
+              <w:rPr>
+                <w:rFonts w:ascii="Times New Roman" w:hAnsi="Times New Roman" w:eastAsia="宋体"/>
+                <w:b/>
+                <w:sz w:val="20"/>
+              </w:rPr>
+              <w:t>对应工作内容</w:t>
+            </w:r>
+          </w:p>
+        </w:tc>
+      </w:tr>
+      <w:tr>
+        <w:tc>
+          <w:tcPr>
+            <w:tcW w:type="dxa" w:w="3120"/>
+          </w:tcPr>
+          <w:p>
+            <w:r/>
+            <w:r>
+              <w:rPr>
+                <w:rFonts w:ascii="Times New Roman" w:hAnsi="Times New Roman" w:eastAsia="宋体"/>
+                <w:b w:val="0"/>
+                <w:sz w:val="20"/>
+              </w:rPr>
+              <w:t>5. 使用现代工具</w:t>
+            </w:r>
+          </w:p>
+        </w:tc>
+        <w:tc>
+          <w:tcPr>
+            <w:tcW w:type="dxa" w:w="3120"/>
+          </w:tcPr>
+          <w:p>
+            <w:r/>
+            <w:r>
+              <w:rPr>
+                <w:rFonts w:ascii="Times New Roman" w:hAnsi="Times New Roman" w:eastAsia="宋体"/>
+                <w:b w:val="0"/>
+                <w:sz w:val="20"/>
+              </w:rPr>
+              <w:t>运用HTML/CSS/JS开发交互式时间线可视化工具</w:t>
+            </w:r>
+          </w:p>
+        </w:tc>
+        <w:tc>
+          <w:tcPr>
+            <w:tcW w:type="dxa" w:w="3120"/>
+          </w:tcPr>
+          <w:p>
+            <w:r/>
+            <w:r>
+              <w:rPr>
+                <w:rFonts w:ascii="Times New Roman" w:hAnsi="Times New Roman" w:eastAsia="宋体"/>
+                <w:b w:val="0"/>
+                <w:sz w:val="20"/>
+              </w:rPr>
+              <w:t>前端编码</w:t>
+            </w:r>
+          </w:p>
+        </w:tc>
+      </w:tr>
+      <w:tr>
+        <w:tc>
+          <w:tcPr>
+            <w:tcW w:type="dxa" w:w="3120"/>
+          </w:tcPr>
+          <w:p>
+            <w:r/>
+            <w:r>
+              <w:rPr>
+                <w:rFonts w:ascii="Times New Roman" w:hAnsi="Times New Roman" w:eastAsia="宋体"/>
+                <w:b w:val="0"/>
+                <w:sz w:val="20"/>
+              </w:rPr>
+              <w:t>10. 沟通</w:t>
+            </w:r>
+          </w:p>
+        </w:tc>
+        <w:tc>
+          <w:tcPr>
+            <w:tcW w:type="dxa" w:w="3120"/>
+          </w:tcPr>
+          <w:p>
+            <w:r/>
+            <w:r>
+              <w:rPr>
+                <w:rFonts w:ascii="Times New Roman" w:hAnsi="Times New Roman" w:eastAsia="宋体"/>
+                <w:b w:val="0"/>
+                <w:sz w:val="20"/>
+              </w:rPr>
+              <w:t>以时间线形式呈现工程教育方法论的发展历程</w:t>
+            </w:r>
+          </w:p>
+        </w:tc>
+        <w:tc>
+          <w:tcPr>
+            <w:tcW w:type="dxa" w:w="3120"/>
+          </w:tcPr>
+          <w:p>
+            <w:r/>
+            <w:r>
+              <w:rPr>
+                <w:rFonts w:ascii="Times New Roman" w:hAnsi="Times New Roman" w:eastAsia="宋体"/>
+                <w:b w:val="0"/>
+                <w:sz w:val="20"/>
+              </w:rPr>
+              <w:t>信息可视化</w:t>
+            </w:r>
+          </w:p>
+        </w:tc>
+      </w:tr>
+    </w:tbl>
+    <w:p/>
+    <w:p>
+      <w:pPr>
+        <w:pStyle w:val="Heading1"/>
+      </w:pPr>
+      <w:r>
+        <w:rPr>
+          <w:rFonts w:ascii="Times New Roman" w:hAnsi="Times New Roman" w:eastAsia="宋体"/>
+          <w:color w:val="000000"/>
+        </w:rPr>
         <w:t>六、参考文献</w:t>
       </w:r>
     </w:p>
